--- a/data/critical_thinking/docs/a1_reflection_gemini.docx
+++ b/data/critical_thinking/docs/a1_reflection_gemini.docx
@@ -4,64 +4,73 @@
   <w:body>
     <w:p>
       <w:r>
-        <w:t>Based on the provided rubric—which heavily emphasizes **Critical Thinking**, **Analysis of Assumptions**, and **Nuanced Positions**—here is a breakdown of the changes made between the Original and the Tuned essay.</w:t>
-        <w:br/>
-        <w:br/>
-        <w:t>The Tuned Essay moves the work from a standard "Milestone" level to a "Capstone" level by shifting from simply identifying concepts to critically evaluating how they interact and questioning the limitations of the theories.</w:t>
+        <w:t>Based on the **Critical Thinking VALUE Rubric** provided, here is an analysis of the changes made between the Original Essay and the Tuned Essay. The revisions were specifically designed to move the work from "Milestone" levels (2 or 3) to the "Capstone" level (4).</w:t>
         <w:br/>
         <w:br/>
         <w:t>### 1. Explanation of Issues</w:t>
         <w:br/>
-        <w:t>*   **Original:** Stated the problem as a "mix-up of terms" and proceeded to define them one by one.</w:t>
+        <w:t>*   **The Change:** The language shifted from simple definitions to nuanced behavioral terminology.</w:t>
         <w:br/>
-        <w:t>*   **Tuned:** Stated the problem as a complex **intersection** of behaviors where lines are blurred.</w:t>
+        <w:t>*   **Why:** The *Original* defined the terms correctly but simply (e.g., "The food itself is the Unconditioned Stimulus"). The *Tuned* essay expands on the definitions to include the *mechanisms* behind them. For example, it introduces **"discriminative stimulus"** and **"extinction"** in the Operant section.</w:t>
         <w:br/>
-        <w:t>*   **Why the change?** To hit **Capstone (4)**, the essay needed to describe the issue "comprehensively." The tuned essay clarifies the specific boundary between involuntary reflexes (Classical) and voluntary motor skills (Operant), whereas the original blurrily suggested running might be a Conditioned Response. The tuned essay explicitly separates the physiological (salivating) from the behavioral (running), ensuring understanding is not "impeded by omissions."</w:t>
+        <w:t>*   **Rubric Alignment:** This moves the essay to Capstone by ensuring the issue is "described comprehensively, delivering all relevant information necessary for full understanding."</w:t>
         <w:br/>
         <w:br/>
-        <w:t>### 2. Evidence (Selecting and using information)</w:t>
+        <w:t>### 2. Evidence (Selecting and Using Information)</w:t>
         <w:br/>
-        <w:t>*   **Original:** Used references to broadly support that the phenomena exist (e.g., "Rescorla’s assertion").</w:t>
+        <w:t>*   **The Change:** The citations were updated to include sources that offer interpretation and theory refinement, rather than just the foundational texts.</w:t>
         <w:br/>
-        <w:t>*   **Tuned:** Used references to support specific mechanisms and added interpretation. For example, referencing **Reisner (2003)** regarding the biological preparation for digestion adds depth to *why* the cats react, rather than just identifying *that* they react.</w:t>
+        <w:t xml:space="preserve">    *   *Classical Conditioning:* Instead of just citing Pavlov (1927), the Tuned essay cites **Rescorla &amp; Wagner (1972)** to explain that conditioning is about *predictability*, not just pairing.</w:t>
         <w:br/>
-        <w:t>*   **Why the change?** The rubric asks for "interpretation/evaluation." The tuned essay evaluates the evidence more strictly, noting that while the cats run (evidence), that specific action is Operant, not Classical. It synthesizes the information rather than just reporting it.</w:t>
+        <w:t xml:space="preserve">    *   *Social Learning:* Instead of a 1944 study that simply confirms cats *can* learn, the Tuned essay uses **Fugazza &amp; Miklósi (2014)** but critically questions if the theory applies to *this specific scenario*.</w:t>
+        <w:br/>
+        <w:t>*   **Why:** The *Original* took the theories as fact. The *Tuned* essay interprets the evidence to explain *why* the behavior occurs (predictability vs. reflex) and evaluates the strength of the evidence.</w:t>
+        <w:br/>
+        <w:t>*   **Rubric Alignment:** This meets the Capstone requirement where "Viewpoints of experts are questioned thoroughly" and information is used to "develop a comprehensive analysis."</w:t>
         <w:br/>
         <w:br/>
         <w:t>### 3. Influence of Context and Assumptions</w:t>
         <w:br/>
-        <w:t>*   **Original:** Assumed the Professor acts on Negative Reinforcement (to stop the noise). Assumed the classmates were simply "confused."</w:t>
+        <w:t>*   **The Change:** The most significant shift is in how the essay addresses the study group and the Professor.</w:t>
         <w:br/>
-        <w:t>*   **Tuned:** Analyzed the **assumptions** regarding the Professor’s motivation. It offers two contexts: Negative Reinforcement (avoiding noise) OR Positive Reinforcement (enjoying affection/love), citing **Dayan &amp; Balleine**.</w:t>
+        <w:t xml:space="preserve">    *   The *Tuned* essay explicitly identifies a flaw in the group's thinking: **"most of the group seems to operate under the assumption that the Professor is the only agent of control."**</w:t>
         <w:br/>
-        <w:t>*   **Why the change?** To reach **Capstone (4)**, the student must "analyze own and others' assumptions." The tuned essay explicitly challenges the assumption that we know *why* the Professor feeds them, showing a deeper awareness of the complexity of human-animal relationships.</w:t>
+        <w:t xml:space="preserve">    *   It also challenges the assumption regarding Social Learning: **"If one cat runs... and the other merely follows... that is not necessarily social learning."**</w:t>
+        <w:br/>
+        <w:t>*   **Why:** The *Original* essay accepted the premise that all three types of learning were definitely happening. The *Tuned* essay critiques the *assumption* that just because there are multiple cats, social learning *must* be present.</w:t>
+        <w:br/>
+        <w:t>*   **Rubric Alignment:** This satisfies the Capstone criteria of "Thoroughly analyzes own and others' assumptions."</w:t>
         <w:br/>
         <w:br/>
-        <w:t>### 4. Student's Position (Perspective/Limits)</w:t>
+        <w:t>### 4. Student's Position (Perspective/Thesis)</w:t>
         <w:br/>
-        <w:t>*   **Original:** Argued definitively that Social Learning was happening ("It is highly probable").</w:t>
+        <w:t>*   **The Change:** The tone shifted from an informal email ("Look, I know...", "You guys") to a formal academic argument that still acknowledges the peer context ("We spent the last hour...").</w:t>
         <w:br/>
-        <w:t>*   **Tuned:** Adopted a **skeptical** position ("I am skeptical of applying this label..."). It acknowledges the **limits** of the position by stating that just because cats act as a group, it doesn't prove they learned *from* the group; they could have learned independently.</w:t>
+        <w:t>*   **Why:** The *Original* position was simply "You are wrong, here is the textbook definition." The *Tuned* position is more complex: "The scene is a complex web of reciprocal conditioning," and it acknowledges the **limits** of the Social Learning theory in this specific context.</w:t>
         <w:br/>
-        <w:t>*   **Why the change?** The rubric requires the specific position to be "imaginative" and, crucially, that the **"limits of position are acknowledged."** By admitting that Social Learning might be the "weakest link" in the argument, the student demonstrates high-level critical thinking rather than blind application of a theory.</w:t>
+        <w:t>*   **Rubric Alignment:** The position is now "imaginative, taking into account the complexities of an issue" and "Limits of position are acknowledged."</w:t>
         <w:br/>
         <w:br/>
         <w:t>### 5. Conclusions and Related Outcomes</w:t>
         <w:br/>
-        <w:t>*   **Original:** Summarized the three points: Open = Classical, Meow = Operant, Group = Social.</w:t>
+        <w:t>*   **The Change:** The *Original* conclusion was a summary checklist. The *Tuned* conclusion prioritizes the findings.</w:t>
         <w:br/>
-        <w:t>*   **Tuned:** **Prioritized** the evidence. It concluded that while Social Learning is *possible*, the evidence points *strongest* to a combination of Conditioning. It logically ties the conclusion to the sequence of events (Classical triggers the emotion, which motivates the Operant work).</w:t>
+        <w:t>*   **Why:** The *Tuned* conclusion states that while Classical and Operant conditioning are evident, Social Learning is only a "theoretical possibility." It weighs the evidence rather than treating all three concepts as equally valid explanations for the scene.</w:t>
         <w:br/>
-        <w:t>*   **Why the change?** The Rubric asks for evidence to be placed in "priority order." The tuned conclusion integrates the theories into a narrative flow (Trigger $\to$ Action $\to$ Consequence) rather than treating them as isolated checklists.</w:t>
+        <w:t>*   **Rubric Alignment:** This meets the Capstone level where "Conclusions... reflect student's informed evaluation and ability to place evidence and perspectives discussed in **priority order**."</w:t>
         <w:br/>
         <w:br/>
-        <w:t>### Summary of Tactical Changes</w:t>
+        <w:t>### Summary of Reference Changes</w:t>
         <w:br/>
-        <w:t>*   **Citations:** Changed to more specific, diverse sources (e.g., adding a veterinary source on aggression/behavior, a textbook on learning mechanics) to show a broader exploration of the topic.</w:t>
+        <w:t>*   **Added:** *Rescorla &amp; Wagner (1972)* – To introduce the concept of predictability in conditioning.</w:t>
         <w:br/>
-        <w:t>*   **Tone:** Shifted from "Setting the group straight" (arrogant) to "Let's unpack this critically" (collaborative/analytical), which aligns better with the critical thinking habit of mind described in the rubric.</w:t>
+        <w:t>*   **Added:** *Baron &amp; Galizio (2005)* – To provide a more modern/critical look at reinforcement distinctions.</w:t>
         <w:br/>
-        <w:t>*   **Nuance:** The distinction that **Running** is Operant (voluntary) while **Salivating** is Classical (involuntary) is a critical distinction missing in the first draft that demonstrates a "comprehensive exploration" of the issue.</w:t>
+        <w:t>*   **Added:** *Fugazza &amp; Miklósi (2014)* – To provide modern context on animal social learning while questioning its application here.</w:t>
+        <w:br/>
+        <w:t>*   **Added:** *Moore (2004)* – To ground the classical conditioning argument in biological/neurological terms.</w:t>
+        <w:br/>
+        <w:t>*   **Removed:** *Thorndike (1898)* and *Herbert &amp; Harsh (1944)* were replaced by more specific or modern studies that allowed for deeper critical analysis.</w:t>
       </w:r>
     </w:p>
     <w:sectPr>
